--- a/docs/da-content/trending.docx
+++ b/docs/da-content/trending.docx
@@ -128,11 +128,11 @@
               <w:br/>
               <w:t>},</w:t>
               <w:br/>
-              <w:t>"downloadedRecently": {</w:t>
+              <w:t>"lastDownloadedAt": {</w:t>
               <w:br/>
               <w:t>"label": "Downloaded Recently",</w:t>
               <w:br/>
-              <w:t>"type": "string"</w:t>
+              <w:t>"type": "date"</w:t>
               <w:br/>
               <w:t>}</w:t>
               <w:br/>
